--- a/human/tasks/E-03/summary.docx
+++ b/human/tasks/E-03/summary.docx
@@ -143,7 +143,7 @@
     </w:p>
     <w:p>
       <w:r>
-        <w:t>受限原件及填表留获批仓库外，Word从执行事实生成；业务状态未变，根目录整体双层迁移仍未完成。</w:t>
+        <w:t>受限原件及填表留获批仓库外，Word从执行事实生成；业务状态未变，根目录19/19项已迁入human/agent，当前读取和运行入口已验证，业务签收不变。</w:t>
       </w:r>
     </w:p>
     <w:p>
@@ -202,7 +202,12 @@
     </w:p>
     <w:p>
       <w:r>
-        <w:t>累计46/71，剩余25，下一G-03。E-03仍等待真实批次、门定义、独立验证及签署，不把规范化或合成检查当业务DONE；根目录整体迁移继续。</w:t>
+        <w:t>规范化71/71包、根目录迁移19/19项完成；每包Word由Agent源生成。</w:t>
+      </w:r>
+    </w:p>
+    <w:p>
+      <w:r>
+        <w:t>业务状态BLOCKED_EXTERNAL，原签收与未交付项不变；后续按注册表和实际依赖推进。</w:t>
       </w:r>
     </w:p>
     <w:p>
